--- a/pr-preview/pr-401/chapters/teaching.docx
+++ b/pr-preview/pr-401/chapters/teaching.docx
@@ -15,7 +15,7 @@
         <w:pStyle w:val="Date"/>
       </w:pPr>
       <w:r>
-        <w:t xml:space="preserve">Last modified: 2026-10-28 15:42:04 (PDT)</w:t>
+        <w:t xml:space="preserve">Last modified: 2026-10-28 16:05:55 (PDT)</w:t>
       </w:r>
     </w:p>
     <w:tbl>
@@ -172,7 +172,7 @@
         <w:t xml:space="preserve">This chapter adds the rules that apply to teaching materials in particular.</w:t>
       </w:r>
     </w:p>
-    <w:bookmarkStart w:id="13" w:name="X54d80540a68b433948113395869433e0fc9698c"/>
+    <w:bookmarkStart w:id="15" w:name="X54d80540a68b433948113395869433e0fc9698c"/>
     <w:p>
       <w:pPr>
         <w:pStyle w:val="Heading2"/>
@@ -450,7 +450,7 @@
         <w:t xml:space="preserve"> </w:t>
       </w:r>
       <w:r>
-        <w:t xml:space="preserve">has the same slug,</w:t>
+        <w:t xml:space="preserve">takes its slug from that exercise (see the slug rule below),</w:t>
       </w:r>
       <w:r>
         <w:t xml:space="preserve"> </w:t>
@@ -519,7 +519,7 @@
         <w:t xml:space="preserve"> </w:t>
       </w:r>
       <w:r>
-        <w:t xml:space="preserve">The gha check</w:t>
+        <w:t xml:space="preserve">The</w:t>
       </w:r>
       <w:r>
         <w:t xml:space="preserve"> </w:t>
@@ -534,7 +534,41 @@
         <w:t xml:space="preserve"> </w:t>
       </w:r>
       <w:r>
-        <w:t xml:space="preserve">enforces this.</w:t>
+        <w:t xml:space="preserve">workflow in</w:t>
+      </w:r>
+      <w:r>
+        <w:t xml:space="preserve"> </w:t>
+      </w:r>
+      <w:hyperlink r:id="rId12">
+        <w:r>
+          <w:rPr>
+            <w:rStyle w:val="VerbatimChar"/>
+          </w:rPr>
+          <w:t xml:space="preserve">gha</w:t>
+        </w:r>
+      </w:hyperlink>
+      <w:r>
+        <w:t xml:space="preserve"> </w:t>
+      </w:r>
+      <w:r>
+        <w:t xml:space="preserve">enforces this</w:t>
+      </w:r>
+      <w:r>
+        <w:t xml:space="preserve"> </w:t>
+      </w:r>
+      <w:r>
+        <w:t xml:space="preserve">(</w:t>
+      </w:r>
+      <w:hyperlink r:id="rId13">
+        <w:r>
+          <w:rPr>
+            <w:rStyle w:val="Hyperlink"/>
+          </w:rPr>
+          <w:t xml:space="preserve">gha#1290</w:t>
+        </w:r>
+      </w:hyperlink>
+      <w:r>
+        <w:t xml:space="preserve">).</w:t>
       </w:r>
     </w:p>
     <w:p>
@@ -711,7 +745,7 @@
         <w:t xml:space="preserve">not in italic text.</w:t>
       </w:r>
     </w:p>
-    <w:bookmarkStart w:id="12" w:name="exm-exercise-before-definition"/>
+    <w:bookmarkStart w:id="14" w:name="exm-exercise-before-definition"/>
     <w:p>
       <w:pPr>
         <w:pStyle w:val="FirstParagraph"/>
@@ -868,9 +902,9 @@
         <w:t xml:space="preserve">before they see the formal definition.</w:t>
       </w:r>
     </w:p>
-    <w:bookmarkEnd w:id="12"/>
-    <w:bookmarkEnd w:id="13"/>
-    <w:bookmarkStart w:id="18" w:name="Xb68f5757ebba706c680e7c5ed557ac14973d7af"/>
+    <w:bookmarkEnd w:id="14"/>
+    <w:bookmarkEnd w:id="15"/>
+    <w:bookmarkStart w:id="20" w:name="Xb68f5757ebba706c680e7c5ed557ac14973d7af"/>
     <w:p>
       <w:pPr>
         <w:pStyle w:val="Heading2"/>
@@ -933,7 +967,7 @@
       <w:r>
         <w:t xml:space="preserve"> </w:t>
       </w:r>
-      <w:hyperlink r:id="rId14">
+      <w:hyperlink r:id="rId16">
         <w:r>
           <w:rPr>
             <w:rStyle w:val="Hyperlink"/>
@@ -1013,7 +1047,7 @@
       <w:r>
         <w:t xml:space="preserve"> </w:t>
       </w:r>
-      <w:hyperlink r:id="rId15">
+      <w:hyperlink r:id="rId17">
         <w:r>
           <w:rPr>
             <w:rStyle w:val="Hyperlink"/>
@@ -1039,7 +1073,7 @@
       <w:r>
         <w:t xml:space="preserve"> </w:t>
       </w:r>
-      <w:hyperlink r:id="rId16">
+      <w:hyperlink r:id="rId18">
         <w:r>
           <w:rPr>
             <w:rStyle w:val="Hyperlink"/>
@@ -1130,7 +1164,7 @@
         <w:t xml:space="preserve">When a unit still looks long, ask what could be named and moved out.</w:t>
       </w:r>
     </w:p>
-    <w:bookmarkStart w:id="17" w:name="exm-atomic-units"/>
+    <w:bookmarkStart w:id="19" w:name="exm-atomic-units"/>
     <w:p>
       <w:pPr>
         <w:pStyle w:val="BodyText"/>
@@ -1179,9 +1213,9 @@
         <w:t xml:space="preserve">and each piece fits on a slide.</w:t>
       </w:r>
     </w:p>
-    <w:bookmarkEnd w:id="17"/>
-    <w:bookmarkEnd w:id="18"/>
-    <w:bookmarkStart w:id="20" w:name="say-what-a-yes-or-no-answer-means"/>
+    <w:bookmarkEnd w:id="19"/>
+    <w:bookmarkEnd w:id="20"/>
+    <w:bookmarkStart w:id="22" w:name="say-what-a-yes-or-no-answer-means"/>
     <w:p>
       <w:pPr>
         <w:pStyle w:val="Heading2"/>
@@ -1282,7 +1316,7 @@
         <w:t xml:space="preserve">The rule covers solutions, worked examples and any other answer to a question.</w:t>
       </w:r>
     </w:p>
-    <w:bookmarkStart w:id="19" w:name="exm-yes-no-conclusion"/>
+    <w:bookmarkStart w:id="21" w:name="exm-yes-no-conclusion"/>
     <w:p>
       <w:pPr>
         <w:pStyle w:val="BodyText"/>
@@ -1365,9 +1399,9 @@
         <w:t xml:space="preserve">so the reasons that follow support a claim the reader has already seen.</w:t>
       </w:r>
     </w:p>
-    <w:bookmarkEnd w:id="19"/>
-    <w:bookmarkEnd w:id="20"/>
-    <w:bookmarkStart w:id="21" w:name="Xcb2ea076bd2bdcde187ea355befd37150b69b89"/>
+    <w:bookmarkEnd w:id="21"/>
+    <w:bookmarkEnd w:id="22"/>
+    <w:bookmarkStart w:id="23" w:name="Xcb2ea076bd2bdcde187ea355befd37150b69b89"/>
     <w:p>
       <w:pPr>
         <w:pStyle w:val="Heading2"/>
@@ -1420,8 +1454,8 @@
         <w:t xml:space="preserve">No automated check enforces this rule, because a script cannot tell how many questions a prompt asks.</w:t>
       </w:r>
     </w:p>
-    <w:bookmarkEnd w:id="21"/>
-    <w:bookmarkStart w:id="24" w:name="give-each-defined-term-its-own-div"/>
+    <w:bookmarkEnd w:id="23"/>
+    <w:bookmarkStart w:id="26" w:name="give-each-defined-term-its-own-div"/>
     <w:p>
       <w:pPr>
         <w:pStyle w:val="Heading2"/>
@@ -1434,7 +1468,7 @@
       <w:pPr>
         <w:pStyle w:val="FirstParagraph"/>
       </w:pPr>
-      <w:hyperlink r:id="rId22">
+      <w:hyperlink r:id="rId24">
         <w:r>
           <w:rPr>
             <w:rStyle w:val="Hyperlink"/>
@@ -1685,7 +1719,7 @@
       <w:r>
         <w:t xml:space="preserve"> </w:t>
       </w:r>
-      <w:hyperlink r:id="rId23">
+      <w:hyperlink r:id="rId25">
         <w:r>
           <w:rPr>
             <w:rStyle w:val="Hyperlink"/>
@@ -1852,8 +1886,8 @@
         <w:t xml:space="preserve">and also the points where the derivative does not exist.</w:t>
       </w:r>
     </w:p>
-    <w:bookmarkEnd w:id="24"/>
-    <w:bookmarkStart w:id="25" w:name="state-the-notation-and-its-alternatives"/>
+    <w:bookmarkEnd w:id="26"/>
+    <w:bookmarkStart w:id="27" w:name="state-the-notation-and-its-alternatives"/>
     <w:p>
       <w:pPr>
         <w:pStyle w:val="Heading2"/>
@@ -1951,8 +1985,8 @@
         <w:t xml:space="preserve">to make the choice explicit.</w:t>
       </w:r>
     </w:p>
-    <w:bookmarkEnd w:id="25"/>
-    <w:bookmarkStart w:id="27" w:name="Xac7e4ead54b12ccf6544491699a177b7d16fa22"/>
+    <w:bookmarkEnd w:id="27"/>
+    <w:bookmarkStart w:id="29" w:name="Xac7e4ead54b12ccf6544491699a177b7d16fa22"/>
     <w:p>
       <w:pPr>
         <w:pStyle w:val="Heading2"/>
@@ -1983,7 +2017,7 @@
       <w:r>
         <w:t xml:space="preserve"> </w:t>
       </w:r>
-      <w:hyperlink r:id="rId26">
+      <w:hyperlink r:id="rId28">
         <w:r>
           <w:rPr>
             <w:rStyle w:val="Hyperlink"/>
@@ -2229,8 +2263,8 @@
         <w:t xml:space="preserve">The conventional form still appears in the notes, as a named result.</w:t>
       </w:r>
     </w:p>
-    <w:bookmarkEnd w:id="27"/>
-    <w:bookmarkStart w:id="28" w:name="reuse-one-written-version-of-each-result"/>
+    <w:bookmarkEnd w:id="29"/>
+    <w:bookmarkStart w:id="30" w:name="reuse-one-written-version-of-each-result"/>
     <w:p>
       <w:pPr>
         <w:pStyle w:val="Heading2"/>
@@ -2271,8 +2305,8 @@
         <w:t xml:space="preserve">instead of keeping a second wording that can drift.</w:t>
       </w:r>
     </w:p>
-    <w:bookmarkEnd w:id="28"/>
-    <w:bookmarkStart w:id="30" w:name="use-real-data-and-compute-every-number"/>
+    <w:bookmarkEnd w:id="30"/>
+    <w:bookmarkStart w:id="32" w:name="use-real-data-and-compute-every-number"/>
     <w:p>
       <w:pPr>
         <w:pStyle w:val="Heading2"/>
@@ -2401,7 +2435,7 @@
         <w:t xml:space="preserve">A number typed into prose goes stale when the data or the code changes.</w:t>
       </w:r>
     </w:p>
-    <w:bookmarkStart w:id="29" w:name="exm-show-data-first"/>
+    <w:bookmarkStart w:id="31" w:name="exm-show-data-first"/>
     <w:p>
       <w:pPr>
         <w:pStyle w:val="FirstParagraph"/>
@@ -2474,9 +2508,9 @@
         <w:t xml:space="preserve">The ✅ version lets every later slide refer to something the reader has already seen.</w:t>
       </w:r>
     </w:p>
-    <w:bookmarkEnd w:id="29"/>
-    <w:bookmarkEnd w:id="30"/>
-    <w:bookmarkStart w:id="31" w:name="Xa214254a94aa6db868b5b9577007bf4e27699b1"/>
+    <w:bookmarkEnd w:id="31"/>
+    <w:bookmarkEnd w:id="32"/>
+    <w:bookmarkStart w:id="33" w:name="Xa214254a94aa6db868b5b9577007bf4e27699b1"/>
     <w:p>
       <w:pPr>
         <w:pStyle w:val="Heading2"/>
@@ -2507,7 +2541,7 @@
       <w:r>
         <w:t xml:space="preserve"> </w:t>
       </w:r>
-      <w:hyperlink r:id="rId16">
+      <w:hyperlink r:id="rId18">
         <w:r>
           <w:rPr>
             <w:rStyle w:val="Hyperlink"/>
@@ -2615,8 +2649,8 @@
         <w:t xml:space="preserve">A short list that no other page reads can stay as prose.</w:t>
       </w:r>
     </w:p>
-    <w:bookmarkEnd w:id="31"/>
-    <w:bookmarkStart w:id="37" w:name="show-each-idea-applied-and-in-a-figure"/>
+    <w:bookmarkEnd w:id="33"/>
+    <w:bookmarkStart w:id="38" w:name="show-each-idea-applied-and-in-a-figure"/>
     <w:p>
       <w:pPr>
         <w:pStyle w:val="Heading2"/>
@@ -2759,7 +2793,7 @@
       <w:r>
         <w:t xml:space="preserve"> </w:t>
       </w:r>
-      <w:hyperlink r:id="rId32">
+      <w:hyperlink r:id="rId34">
         <w:r>
           <w:rPr>
             <w:rStyle w:val="Hyperlink"/>
@@ -2905,7 +2939,7 @@
       <w:r>
         <w:t xml:space="preserve"> </w:t>
       </w:r>
-      <w:hyperlink r:id="rId33">
+      <w:hyperlink r:id="rId12">
         <w:r>
           <w:rPr>
             <w:rStyle w:val="VerbatimChar"/>
@@ -2940,7 +2974,7 @@
       <w:r>
         <w:t xml:space="preserve">(</w:t>
       </w:r>
-      <w:hyperlink r:id="rId34">
+      <w:hyperlink r:id="rId35">
         <w:r>
           <w:rPr>
             <w:rStyle w:val="Hyperlink"/>
@@ -3150,7 +3184,7 @@
       <w:r>
         <w:t xml:space="preserve"> </w:t>
       </w:r>
-      <w:hyperlink r:id="rId33">
+      <w:hyperlink r:id="rId12">
         <w:r>
           <w:rPr>
             <w:rStyle w:val="VerbatimChar"/>
@@ -3197,7 +3231,7 @@
       <w:r>
         <w:t xml:space="preserve">(</w:t>
       </w:r>
-      <w:hyperlink r:id="rId35">
+      <w:hyperlink r:id="rId36">
         <w:r>
           <w:rPr>
             <w:rStyle w:val="Hyperlink"/>
@@ -3295,7 +3329,7 @@
       <w:r>
         <w:t xml:space="preserve"> </w:t>
       </w:r>
-      <w:hyperlink r:id="rId36">
+      <w:hyperlink r:id="rId37">
         <w:r>
           <w:rPr>
             <w:rStyle w:val="Hyperlink"/>
@@ -3322,8 +3356,8 @@
         <w:t xml:space="preserve">Make each figure follow the accessibility rules below.</w:t>
       </w:r>
     </w:p>
-    <w:bookmarkEnd w:id="37"/>
-    <w:bookmarkStart w:id="39" w:name="X7f95f8ec3b796fc99108c37bb45d62741b824c4"/>
+    <w:bookmarkEnd w:id="38"/>
+    <w:bookmarkStart w:id="40" w:name="X7f95f8ec3b796fc99108c37bb45d62741b824c4"/>
     <w:p>
       <w:pPr>
         <w:pStyle w:val="Heading2"/>
@@ -3516,7 +3550,7 @@
       <w:r>
         <w:t xml:space="preserve"> </w:t>
       </w:r>
-      <w:hyperlink r:id="rId22">
+      <w:hyperlink r:id="rId24">
         <w:r>
           <w:rPr>
             <w:rStyle w:val="Hyperlink"/>
@@ -3561,7 +3595,7 @@
         <w:t xml:space="preserve">Give the practice exercise its own slug and follow the numbering and slide-break rules above.</w:t>
       </w:r>
     </w:p>
-    <w:bookmarkStart w:id="38" w:name="exm-practice-after-example"/>
+    <w:bookmarkStart w:id="39" w:name="exm-practice-after-example"/>
     <w:p>
       <w:pPr>
         <w:pStyle w:val="FirstParagraph"/>
@@ -3717,9 +3751,9 @@
         <w:t xml:space="preserve">).</w:t>
       </w:r>
     </w:p>
-    <w:bookmarkEnd w:id="38"/>
     <w:bookmarkEnd w:id="39"/>
-    <w:bookmarkStart w:id="43" w:name="Xf27331f4c36c8d578e5fa29a37312484cc3343a"/>
+    <w:bookmarkEnd w:id="40"/>
+    <w:bookmarkStart w:id="44" w:name="Xf27331f4c36c8d578e5fa29a37312484cc3343a"/>
     <w:p>
       <w:pPr>
         <w:pStyle w:val="Heading2"/>
@@ -3837,7 +3871,7 @@
       <w:r>
         <w:t xml:space="preserve"> </w:t>
       </w:r>
-      <w:hyperlink r:id="rId40">
+      <w:hyperlink r:id="rId41">
         <w:r>
           <w:rPr>
             <w:rStyle w:val="Hyperlink"/>
@@ -3863,7 +3897,7 @@
       <w:r>
         <w:t xml:space="preserve"> </w:t>
       </w:r>
-      <w:hyperlink r:id="rId41">
+      <w:hyperlink r:id="rId42">
         <w:r>
           <w:rPr>
             <w:rStyle w:val="Hyperlink"/>
@@ -3931,7 +3965,7 @@
       <w:r>
         <w:t xml:space="preserve"> </w:t>
       </w:r>
-      <w:hyperlink r:id="rId42">
+      <w:hyperlink r:id="rId43">
         <w:r>
           <w:rPr>
             <w:rStyle w:val="Hyperlink"/>
@@ -4102,8 +4136,8 @@
         <w:t xml:space="preserve">so setup steps must work on a shared or hosted machine.</w:t>
       </w:r>
     </w:p>
-    <w:bookmarkEnd w:id="43"/>
-    <w:bookmarkStart w:id="44" w:name="Xf53ecb3398b87b82ffd1a126dd02e87a65bb694"/>
+    <w:bookmarkEnd w:id="44"/>
+    <w:bookmarkStart w:id="45" w:name="Xf53ecb3398b87b82ffd1a126dd02e87a65bb694"/>
     <w:p>
       <w:pPr>
         <w:pStyle w:val="Heading2"/>
@@ -4371,8 +4405,8 @@
         <w:t xml:space="preserve">End each such call with a semicolon, or assign its value.</w:t>
       </w:r>
     </w:p>
-    <w:bookmarkEnd w:id="44"/>
-    <w:bookmarkStart w:id="53" w:name="present-r-results-with-modern-packages"/>
+    <w:bookmarkEnd w:id="45"/>
+    <w:bookmarkStart w:id="54" w:name="present-r-results-with-modern-packages"/>
     <w:p>
       <w:pPr>
         <w:pStyle w:val="Heading2"/>
@@ -4457,7 +4491,7 @@
       <w:r>
         <w:t xml:space="preserve"> </w:t>
       </w:r>
-      <w:hyperlink r:id="rId45">
+      <w:hyperlink r:id="rId46">
         <w:r>
           <w:rPr>
             <w:rStyle w:val="Hyperlink"/>
@@ -4489,7 +4523,7 @@
       <w:r>
         <w:t xml:space="preserve"> </w:t>
       </w:r>
-      <w:hyperlink r:id="rId46">
+      <w:hyperlink r:id="rId47">
         <w:r>
           <w:rPr>
             <w:rStyle w:val="Hyperlink"/>
@@ -4563,7 +4597,7 @@
       <w:r>
         <w:t xml:space="preserve"> </w:t>
       </w:r>
-      <w:hyperlink r:id="rId47">
+      <w:hyperlink r:id="rId48">
         <w:r>
           <w:rPr>
             <w:rStyle w:val="Hyperlink"/>
@@ -4634,7 +4668,7 @@
       <w:r>
         <w:t xml:space="preserve"> </w:t>
       </w:r>
-      <w:hyperlink r:id="rId48">
+      <w:hyperlink r:id="rId49">
         <w:r>
           <w:rPr>
             <w:rStyle w:val="Hyperlink"/>
@@ -4651,7 +4685,7 @@
       <w:r>
         <w:t xml:space="preserve"> </w:t>
       </w:r>
-      <w:hyperlink r:id="rId49">
+      <w:hyperlink r:id="rId50">
         <w:r>
           <w:rPr>
             <w:rStyle w:val="Hyperlink"/>
@@ -4674,7 +4708,7 @@
       <w:r>
         <w:t xml:space="preserve"> </w:t>
       </w:r>
-      <w:hyperlink r:id="rId50">
+      <w:hyperlink r:id="rId51">
         <w:r>
           <w:rPr>
             <w:rStyle w:val="Hyperlink"/>
@@ -4730,7 +4764,7 @@
       <w:r>
         <w:t xml:space="preserve"> </w:t>
       </w:r>
-      <w:hyperlink r:id="rId51">
+      <w:hyperlink r:id="rId52">
         <w:r>
           <w:rPr>
             <w:rStyle w:val="Hyperlink"/>
@@ -4768,7 +4802,7 @@
       <w:r>
         <w:t xml:space="preserve"> </w:t>
       </w:r>
-      <w:hyperlink r:id="rId52">
+      <w:hyperlink r:id="rId53">
         <w:r>
           <w:rPr>
             <w:rStyle w:val="Hyperlink"/>
@@ -4783,8 +4817,8 @@
         <w:t xml:space="preserve">notes show the style.</w:t>
       </w:r>
     </w:p>
-    <w:bookmarkEnd w:id="53"/>
-    <w:bookmarkStart w:id="57" w:name="manipulate-data-with-dplyr-not-base-r"/>
+    <w:bookmarkEnd w:id="54"/>
+    <w:bookmarkStart w:id="58" w:name="manipulate-data-with-dplyr-not-base-r"/>
     <w:p>
       <w:pPr>
         <w:pStyle w:val="Heading2"/>
@@ -4821,7 +4855,7 @@
       <w:r>
         <w:t xml:space="preserve"> </w:t>
       </w:r>
-      <w:hyperlink r:id="rId54">
+      <w:hyperlink r:id="rId55">
         <w:r>
           <w:rPr>
             <w:rStyle w:val="Hyperlink"/>
@@ -4979,7 +5013,7 @@
       <w:r>
         <w:t xml:space="preserve"> </w:t>
       </w:r>
-      <w:hyperlink r:id="rId55">
+      <w:hyperlink r:id="rId56">
         <w:r>
           <w:rPr>
             <w:rStyle w:val="Hyperlink"/>
@@ -5071,7 +5105,7 @@
       <w:r>
         <w:t xml:space="preserve"> </w:t>
       </w:r>
-      <w:hyperlink r:id="rId56">
+      <w:hyperlink r:id="rId57">
         <w:r>
           <w:rPr>
             <w:rStyle w:val="Hyperlink"/>
@@ -5263,8 +5297,8 @@
         <w:t xml:space="preserve">The rule is about selecting, filtering and building data frames.</w:t>
       </w:r>
     </w:p>
-    <w:bookmarkEnd w:id="57"/>
-    <w:bookmarkStart w:id="59" w:name="X2bc6121e3a2f39a37d8a6591d77df16bd22bd0b"/>
+    <w:bookmarkEnd w:id="58"/>
+    <w:bookmarkStart w:id="60" w:name="X2bc6121e3a2f39a37d8a6591d77df16bd22bd0b"/>
     <w:p>
       <w:pPr>
         <w:pStyle w:val="Heading2"/>
@@ -5357,7 +5391,7 @@
       <w:r>
         <w:t xml:space="preserve"> </w:t>
       </w:r>
-      <w:hyperlink r:id="rId58">
+      <w:hyperlink r:id="rId59">
         <w:r>
           <w:rPr>
             <w:rStyle w:val="Hyperlink"/>
@@ -5534,8 +5568,8 @@
         <w:t xml:space="preserve">directory it creates.</w:t>
       </w:r>
     </w:p>
-    <w:bookmarkEnd w:id="59"/>
-    <w:bookmarkStart w:id="60" w:name="X7c0de8eaf50a5b2644eabf66f1f9b734b8a4a71"/>
+    <w:bookmarkEnd w:id="60"/>
+    <w:bookmarkStart w:id="61" w:name="X7c0de8eaf50a5b2644eabf66f1f9b734b8a4a71"/>
     <w:p>
       <w:pPr>
         <w:pStyle w:val="Heading2"/>
@@ -5710,8 +5744,8 @@
         <w:t xml:space="preserve">such as a transformation, a modeling choice, a tuning value or a random seed.</w:t>
       </w:r>
     </w:p>
-    <w:bookmarkEnd w:id="60"/>
-    <w:bookmarkStart w:id="61" w:name="X94063c6448bea82c8f1e8d367c642bbe2eda89b"/>
+    <w:bookmarkEnd w:id="61"/>
+    <w:bookmarkStart w:id="62" w:name="X94063c6448bea82c8f1e8d367c642bbe2eda89b"/>
     <w:p>
       <w:pPr>
         <w:pStyle w:val="Heading2"/>
@@ -5951,8 +5985,8 @@
         <w:t xml:space="preserve">.</w:t>
       </w:r>
     </w:p>
-    <w:bookmarkEnd w:id="61"/>
-    <w:bookmarkStart w:id="62" w:name="Xffa5a3357c8672d830c88e1e58a0ef107550647"/>
+    <w:bookmarkEnd w:id="62"/>
+    <w:bookmarkStart w:id="63" w:name="Xffa5a3357c8672d830c88e1e58a0ef107550647"/>
     <w:p>
       <w:pPr>
         <w:pStyle w:val="Heading2"/>
@@ -6077,8 +6111,8 @@
         <w:t xml:space="preserve">A chapter introduces those where it defines them.</w:t>
       </w:r>
     </w:p>
-    <w:bookmarkEnd w:id="62"/>
-    <w:bookmarkStart w:id="63" w:name="make-figures-accessible"/>
+    <w:bookmarkEnd w:id="63"/>
+    <w:bookmarkStart w:id="64" w:name="make-figures-accessible"/>
     <w:p>
       <w:pPr>
         <w:pStyle w:val="Heading2"/>
@@ -6213,8 +6247,8 @@
         <w:t xml:space="preserve">(observed when rendering lecture notes to PDF).</w:t>
       </w:r>
     </w:p>
-    <w:bookmarkEnd w:id="63"/>
-    <w:bookmarkStart w:id="65" w:name="structure-slides-for-the-reader"/>
+    <w:bookmarkEnd w:id="64"/>
+    <w:bookmarkStart w:id="66" w:name="structure-slides-for-the-reader"/>
     <w:p>
       <w:pPr>
         <w:pStyle w:val="Heading2"/>
@@ -6273,7 +6307,7 @@
       <w:r>
         <w:t xml:space="preserve"> </w:t>
       </w:r>
-      <w:hyperlink r:id="rId64">
+      <w:hyperlink r:id="rId65">
         <w:r>
           <w:rPr>
             <w:rStyle w:val="Hyperlink"/>
@@ -6513,8 +6547,8 @@
         <w:t xml:space="preserve">Put a slide break after the heading and move the text onto content slides.</w:t>
       </w:r>
     </w:p>
-    <w:bookmarkEnd w:id="65"/>
-    <w:bookmarkStart w:id="67" w:name="X5f21f12cbfc4e3df5e838110af4e52db506fec1"/>
+    <w:bookmarkEnd w:id="66"/>
+    <w:bookmarkStart w:id="68" w:name="X5f21f12cbfc4e3df5e838110af4e52db506fec1"/>
     <w:p>
       <w:pPr>
         <w:pStyle w:val="Heading2"/>
@@ -6637,7 +6671,7 @@
       <w:r>
         <w:t xml:space="preserve"> </w:t>
       </w:r>
-      <w:hyperlink r:id="rId15">
+      <w:hyperlink r:id="rId17">
         <w:r>
           <w:rPr>
             <w:rStyle w:val="Hyperlink"/>
@@ -6657,7 +6691,7 @@
         <w:t xml:space="preserve">The same rule applies to every other reference table, such as a table of notation.</w:t>
       </w:r>
     </w:p>
-    <w:bookmarkStart w:id="66" w:name="exm-note-sheet-rows"/>
+    <w:bookmarkStart w:id="67" w:name="exm-note-sheet-rows"/>
     <w:p>
       <w:pPr>
         <w:pStyle w:val="BodyText"/>
@@ -6748,9 +6782,9 @@
         <w:t xml:space="preserve">The ✅ rows let the reader find one formula by one label.</w:t>
       </w:r>
     </w:p>
-    <w:bookmarkEnd w:id="66"/>
     <w:bookmarkEnd w:id="67"/>
-    <w:bookmarkStart w:id="68" w:name="talk-about-the-ideas-not-the-notes"/>
+    <w:bookmarkEnd w:id="68"/>
+    <w:bookmarkStart w:id="69" w:name="talk-about-the-ideas-not-the-notes"/>
     <w:p>
       <w:pPr>
         <w:pStyle w:val="Heading2"/>
@@ -6769,7 +6803,7 @@
       <w:r>
         <w:t xml:space="preserve"> </w:t>
       </w:r>
-      <w:hyperlink r:id="rId16">
+      <w:hyperlink r:id="rId18">
         <w:r>
           <w:rPr>
             <w:rStyle w:val="Hyperlink"/>
@@ -6939,8 +6973,8 @@
         <w:t xml:space="preserve">and it goes stale when the definition moves.</w:t>
       </w:r>
     </w:p>
-    <w:bookmarkEnd w:id="68"/>
-    <w:bookmarkStart w:id="70" w:name="write-grading-rubrics-as-checklists"/>
+    <w:bookmarkEnd w:id="69"/>
+    <w:bookmarkStart w:id="71" w:name="write-grading-rubrics-as-checklists"/>
     <w:p>
       <w:pPr>
         <w:pStyle w:val="Heading2"/>
@@ -7116,7 +7150,7 @@
         <w:t xml:space="preserve">such as a single holistic judgment of a proof’s rigor.</w:t>
       </w:r>
     </w:p>
-    <w:bookmarkStart w:id="69" w:name="exm-rubric-checklist"/>
+    <w:bookmarkStart w:id="70" w:name="exm-rubric-checklist"/>
     <w:p>
       <w:pPr>
         <w:pStyle w:val="FirstParagraph"/>
@@ -7369,9 +7403,9 @@
         <w:t xml:space="preserve">and lets a script check that the points sum to the total.</w:t>
       </w:r>
     </w:p>
-    <w:bookmarkEnd w:id="69"/>
     <w:bookmarkEnd w:id="70"/>
-    <w:bookmarkStart w:id="74" w:name="Xcb579568ef754486ebde8b41ba4528bdf380eec"/>
+    <w:bookmarkEnd w:id="71"/>
+    <w:bookmarkStart w:id="75" w:name="Xcb579568ef754486ebde8b41ba4528bdf380eec"/>
     <w:p>
       <w:pPr>
         <w:pStyle w:val="Heading2"/>
@@ -7430,7 +7464,7 @@
       <w:r>
         <w:t xml:space="preserve"> </w:t>
       </w:r>
-      <w:hyperlink r:id="rId71">
+      <w:hyperlink r:id="rId72">
         <w:r>
           <w:rPr>
             <w:rStyle w:val="Hyperlink"/>
@@ -7486,7 +7520,7 @@
       <w:r>
         <w:t xml:space="preserve"> </w:t>
       </w:r>
-      <w:hyperlink r:id="rId72">
+      <w:hyperlink r:id="rId73">
         <w:r>
           <w:rPr>
             <w:rStyle w:val="Hyperlink"/>
@@ -7515,7 +7549,7 @@
       <w:r>
         <w:t xml:space="preserve"> </w:t>
       </w:r>
-      <w:hyperlink r:id="rId73">
+      <w:hyperlink r:id="rId74">
         <w:r>
           <w:rPr>
             <w:rStyle w:val="Hyperlink"/>
@@ -7548,8 +7582,8 @@
         <w:t xml:space="preserve">because a bare citation key renders as the author list.</w:t>
       </w:r>
     </w:p>
-    <w:bookmarkEnd w:id="74"/>
-    <w:bookmarkStart w:id="83" w:name="rules-that-apply-to-all-writing"/>
+    <w:bookmarkEnd w:id="75"/>
+    <w:bookmarkStart w:id="84" w:name="rules-that-apply-to-all-writing"/>
     <w:p>
       <w:pPr>
         <w:pStyle w:val="Heading2"/>
@@ -7574,7 +7608,7 @@
           <w:numId w:val="1023"/>
         </w:numPr>
       </w:pPr>
-      <w:hyperlink r:id="rId75">
+      <w:hyperlink r:id="rId76">
         <w:r>
           <w:rPr>
             <w:rStyle w:val="Hyperlink"/>
@@ -7594,7 +7628,7 @@
           <w:numId w:val="1023"/>
         </w:numPr>
       </w:pPr>
-      <w:hyperlink r:id="rId76">
+      <w:hyperlink r:id="rId77">
         <w:r>
           <w:rPr>
             <w:rStyle w:val="Hyperlink"/>
@@ -7617,7 +7651,7 @@
           <w:numId w:val="1023"/>
         </w:numPr>
       </w:pPr>
-      <w:hyperlink r:id="rId77">
+      <w:hyperlink r:id="rId78">
         <w:r>
           <w:rPr>
             <w:rStyle w:val="Hyperlink"/>
@@ -7637,7 +7671,7 @@
           <w:numId w:val="1023"/>
         </w:numPr>
       </w:pPr>
-      <w:hyperlink r:id="rId78">
+      <w:hyperlink r:id="rId79">
         <w:r>
           <w:rPr>
             <w:rStyle w:val="Hyperlink"/>
@@ -7660,7 +7694,7 @@
           <w:numId w:val="1023"/>
         </w:numPr>
       </w:pPr>
-      <w:hyperlink r:id="rId79">
+      <w:hyperlink r:id="rId80">
         <w:r>
           <w:rPr>
             <w:rStyle w:val="Hyperlink"/>
@@ -7672,8 +7706,8 @@
         <w:t xml:space="preserve">.</w:t>
       </w:r>
     </w:p>
-    <w:bookmarkStart w:id="82" w:name="refs"/>
-    <w:bookmarkStart w:id="81" w:name="ref-freeman2014active"/>
+    <w:bookmarkStart w:id="83" w:name="refs"/>
+    <w:bookmarkStart w:id="82" w:name="ref-freeman2014active"/>
     <w:p>
       <w:pPr>
         <w:pStyle w:val="Bibliography"/>
@@ -7706,7 +7740,7 @@
       <w:r>
         <w:t xml:space="preserve"> </w:t>
       </w:r>
-      <w:hyperlink r:id="rId80">
+      <w:hyperlink r:id="rId81">
         <w:r>
           <w:rPr>
             <w:rStyle w:val="Hyperlink"/>
@@ -7718,9 +7752,9 @@
         <w:t xml:space="preserve">.</w:t>
       </w:r>
     </w:p>
-    <w:bookmarkEnd w:id="81"/>
     <w:bookmarkEnd w:id="82"/>
     <w:bookmarkEnd w:id="83"/>
+    <w:bookmarkEnd w:id="84"/>
     <w:sectPr>
       <w:footnotePr>
         <w:numRestart w:val="eachSect"/>
